--- a/week-16-article-artifact-presentation/README.docx
+++ b/week-16-article-artifact-presentation/README.docx
@@ -33,7 +33,7 @@
     </w:p>
     <w:p>
       <w:r>
-        <w:t>`sprint_risk_paper.pdf` is the 7-page conference version. It focuses on the two actual outcomes, makes the scope-only comparison central, and reports the provenance sensitivity in the main results.</w:t>
+        <w:t>`sprint_risk_paper.pdf` is the 6-page conference version. It focuses on the two actual outcomes, makes the scope-only comparison central, and reports the provenance sensitivity in the main results.</w:t>
       </w:r>
     </w:p>
     <w:p>
